--- a/plantilla_foton.docx
+++ b/plantilla_foton.docx
@@ -22,6 +22,17 @@
           <w:lang w:val="es-CL"/>
         </w:rPr>
         <w:t>Informe Técnico de Falla</w:t>
+      </w:r>
+    </w:p>
+    <w:p>
+      <w:pPr>
+        <w:jc w:val="right"/>
+      </w:pPr>
+      <w:r>
+        <w:rPr>
+          <w:b/>
+        </w:rPr>
+        <w:t>Informe N.º {{numero_informe}}</w:t>
       </w:r>
     </w:p>
     <w:p>
@@ -350,17 +361,11 @@
     <w:p>
       <w:pPr>
         <w:spacing w:after="160"/>
-        <w:ind w:left="0" w:firstLine="0"/>
         <w:rPr>
           <w:lang w:val="es-CL"/>
         </w:rPr>
       </w:pPr>
       <w:r>
-        <w:rPr>
-          <w:b w:val="0"/>
-          <w:sz w:val="22"/>
-          <w:u w:val="none"/>
-        </w:rPr>
         <w:t>{{motivo}}</w:t>
       </w:r>
     </w:p>
@@ -387,17 +392,11 @@
     <w:p>
       <w:pPr>
         <w:spacing w:after="160"/>
-        <w:ind w:left="0" w:firstLine="0"/>
         <w:rPr>
           <w:lang w:val="es-CL"/>
         </w:rPr>
       </w:pPr>
       <w:r>
-        <w:rPr>
-          <w:b w:val="0"/>
-          <w:sz w:val="22"/>
-          <w:u w:val="none"/>
-        </w:rPr>
         <w:t>{{entidades}}</w:t>
       </w:r>
     </w:p>
@@ -426,14 +425,8 @@
     <w:p>
       <w:pPr>
         <w:spacing w:after="200"/>
-        <w:ind w:left="0" w:firstLine="0"/>
       </w:pPr>
       <w:r>
-        <w:rPr>
-          <w:b w:val="0"/>
-          <w:sz w:val="22"/>
-          <w:u w:val="none"/>
-        </w:rPr>
         <w:t>{{analisis}}</w:t>
       </w:r>
     </w:p>
@@ -457,25 +450,81 @@
           <w:u w:val="none"/>
           <w:lang w:val="es-CL"/>
         </w:rPr>
+        <w:lastRenderedPageBreak/>
         <w:t>EVIDENCIA</w:t>
       </w:r>
     </w:p>
     <w:p>
       <w:pPr>
         <w:spacing w:before="43" w:after="160"/>
-        <w:ind w:left="0" w:firstLine="0"/>
         <w:rPr>
           <w:b/>
           <w:lang w:val="es-CL"/>
         </w:rPr>
       </w:pPr>
       <w:r>
+        <w:t>{{fotos}}</w:t>
+      </w:r>
+    </w:p>
+    <w:p>
+      <w:pPr>
+        <w:keepNext/>
+        <w:spacing w:before="280"/>
+        <w:jc w:val="center"/>
         <w:rPr>
-          <w:b w:val="0"/>
-          <w:sz w:val="22"/>
-          <w:u w:val="none"/>
+          <w:b/>
         </w:rPr>
-        <w:t>{{fotos}}</w:t>
+      </w:pPr>
+    </w:p>
+    <w:p>
+      <w:pPr>
+        <w:keepNext/>
+        <w:spacing w:before="280"/>
+        <w:jc w:val="center"/>
+      </w:pPr>
+    </w:p>
+    <w:p>
+      <w:pPr>
+        <w:keepNext/>
+        <w:spacing w:after="60"/>
+        <w:jc w:val="center"/>
+        <w:rPr>
+          <w:b/>
+          <w:bCs/>
+        </w:rPr>
+      </w:pPr>
+      <w:r>
+        <w:rPr>
+          <w:b/>
+          <w:bCs/>
+          <w:sz w:val="20"/>
+        </w:rPr>
+        <w:t>{{responsable}}</w:t>
+      </w:r>
+    </w:p>
+    <w:p>
+      <w:pPr>
+        <w:keepNext/>
+        <w:spacing w:after="60"/>
+        <w:jc w:val="center"/>
+      </w:pPr>
+      <w:r>
+        <w:rPr>
+          <w:sz w:val="20"/>
+        </w:rPr>
+        <w:t>{{cargo}}</w:t>
+      </w:r>
+    </w:p>
+    <w:p>
+      <w:pPr>
+        <w:spacing w:after="60"/>
+        <w:jc w:val="center"/>
+      </w:pPr>
+      <w:r>
+        <w:rPr>
+          <w:sz w:val="20"/>
+        </w:rPr>
+        <w:t>{{correo}}</w:t>
       </w:r>
     </w:p>
     <w:sectPr>

--- a/plantilla_foton.docx
+++ b/plantilla_foton.docx
@@ -15,9 +15,10 @@
       </w:pPr>
       <w:r>
         <w:rPr>
+          <w:rFonts w:ascii="Calibri" w:hAnsi="Calibri"/>
           <w:b/>
           <w:bCs/>
-          <w:sz w:val="32"/>
+          <w:sz w:val="28"/>
           <w:szCs w:val="32"/>
           <w:lang w:val="es-CL"/>
         </w:rPr>
@@ -336,6 +337,130 @@
           </w:p>
         </w:tc>
       </w:tr>
+      <w:tr>
+        <w:tc>
+          <w:tcPr>
+            <w:tcW w:type="dxa" w:w="2126"/>
+          </w:tcPr>
+          <w:p>
+            <w:r>
+              <w:rPr>
+                <w:rFonts w:ascii="Calibri" w:hAnsi="Calibri"/>
+                <w:b/>
+                <w:sz w:val="24"/>
+              </w:rPr>
+              <w:t>Cliente</w:t>
+            </w:r>
+          </w:p>
+        </w:tc>
+        <w:tc>
+          <w:tcPr>
+            <w:tcW w:type="dxa" w:w="2410"/>
+          </w:tcPr>
+          <w:p>
+            <w:r>
+              <w:rPr>
+                <w:rFonts w:ascii="Calibri" w:hAnsi="Calibri"/>
+                <w:b w:val="0"/>
+                <w:sz w:val="24"/>
+              </w:rPr>
+              <w:t>{{cliente}}</w:t>
+            </w:r>
+          </w:p>
+        </w:tc>
+        <w:tc>
+          <w:tcPr>
+            <w:tcW w:type="dxa" w:w="2268"/>
+          </w:tcPr>
+          <w:p>
+            <w:r>
+              <w:rPr>
+                <w:rFonts w:ascii="Calibri" w:hAnsi="Calibri"/>
+                <w:b/>
+                <w:sz w:val="24"/>
+              </w:rPr>
+              <w:t>Km</w:t>
+            </w:r>
+          </w:p>
+        </w:tc>
+        <w:tc>
+          <w:tcPr>
+            <w:tcW w:type="dxa" w:w="2009"/>
+          </w:tcPr>
+          <w:p>
+            <w:r>
+              <w:rPr>
+                <w:rFonts w:ascii="Calibri" w:hAnsi="Calibri"/>
+                <w:b w:val="0"/>
+                <w:sz w:val="24"/>
+              </w:rPr>
+              <w:t>{{km}}</w:t>
+            </w:r>
+          </w:p>
+        </w:tc>
+      </w:tr>
+      <w:tr>
+        <w:tc>
+          <w:tcPr>
+            <w:tcW w:type="dxa" w:w="2126"/>
+          </w:tcPr>
+          <w:p>
+            <w:r>
+              <w:rPr>
+                <w:rFonts w:ascii="Calibri" w:hAnsi="Calibri"/>
+                <w:b/>
+                <w:sz w:val="24"/>
+              </w:rPr>
+              <w:t>Sucursal</w:t>
+            </w:r>
+          </w:p>
+        </w:tc>
+        <w:tc>
+          <w:tcPr>
+            <w:tcW w:type="dxa" w:w="2410"/>
+          </w:tcPr>
+          <w:p>
+            <w:r>
+              <w:rPr>
+                <w:rFonts w:ascii="Calibri" w:hAnsi="Calibri"/>
+                <w:b w:val="0"/>
+                <w:sz w:val="24"/>
+              </w:rPr>
+              <w:t>{{sucursal}}</w:t>
+            </w:r>
+          </w:p>
+        </w:tc>
+        <w:tc>
+          <w:tcPr>
+            <w:tcW w:type="dxa" w:w="2268"/>
+          </w:tcPr>
+          <w:p>
+            <w:r>
+              <w:rPr>
+                <w:rFonts w:ascii="Calibri" w:hAnsi="Calibri"/>
+                <w:b/>
+                <w:sz w:val="24"/>
+              </w:rPr>
+              <w:t>Postventa o Preventa</w:t>
+            </w:r>
+          </w:p>
+        </w:tc>
+        <w:tc>
+          <w:tcPr>
+            <w:tcW w:type="dxa" w:w="2009"/>
+          </w:tcPr>
+          <w:p>
+            <w:r>
+              <w:rPr>
+                <w:rFonts w:ascii="Calibri" w:hAnsi="Calibri"/>
+                <w:b w:val="0"/>
+                <w:sz w:val="24"/>
+              </w:rPr>
+              <w:t>{{tipo_atencion}}</w:t>
+            </w:r>
+          </w:p>
+        </w:tc>
+      </w:tr>
     </w:tbl>
     <w:p>
       <w:pPr>
@@ -361,11 +486,17 @@
     <w:p>
       <w:pPr>
         <w:spacing w:after="160"/>
+        <w:ind w:left="0" w:firstLine="0"/>
         <w:rPr>
           <w:lang w:val="es-CL"/>
         </w:rPr>
       </w:pPr>
       <w:r>
+        <w:rPr>
+          <w:b w:val="0"/>
+          <w:sz w:val="22"/>
+          <w:u w:val="none"/>
+        </w:rPr>
         <w:t>{{motivo}}</w:t>
       </w:r>
     </w:p>
@@ -392,11 +523,17 @@
     <w:p>
       <w:pPr>
         <w:spacing w:after="160"/>
+        <w:ind w:left="0" w:firstLine="0"/>
         <w:rPr>
           <w:lang w:val="es-CL"/>
         </w:rPr>
       </w:pPr>
       <w:r>
+        <w:rPr>
+          <w:b w:val="0"/>
+          <w:sz w:val="22"/>
+          <w:u w:val="none"/>
+        </w:rPr>
         <w:t>{{entidades}}</w:t>
       </w:r>
     </w:p>
@@ -425,8 +562,14 @@
     <w:p>
       <w:pPr>
         <w:spacing w:after="200"/>
+        <w:ind w:left="0" w:firstLine="0"/>
       </w:pPr>
       <w:r>
+        <w:rPr>
+          <w:b w:val="0"/>
+          <w:sz w:val="22"/>
+          <w:u w:val="none"/>
+        </w:rPr>
         <w:t>{{analisis}}</w:t>
       </w:r>
     </w:p>
@@ -450,53 +593,39 @@
           <w:u w:val="none"/>
           <w:lang w:val="es-CL"/>
         </w:rPr>
-        <w:lastRenderedPageBreak/>
         <w:t>EVIDENCIA</w:t>
       </w:r>
     </w:p>
     <w:p>
+      <w:r>
+        <w:t>La evidencia debe incluir una fotografía legible del VIN del vehículo.</w:t>
+      </w:r>
+    </w:p>
+    <w:p>
       <w:pPr>
         <w:spacing w:before="43" w:after="160"/>
+        <w:ind w:left="0" w:firstLine="0"/>
         <w:rPr>
           <w:b/>
           <w:lang w:val="es-CL"/>
         </w:rPr>
       </w:pPr>
       <w:r>
+        <w:rPr>
+          <w:b w:val="0"/>
+          <w:sz w:val="22"/>
+          <w:u w:val="none"/>
+        </w:rPr>
         <w:t>{{fotos}}</w:t>
       </w:r>
     </w:p>
     <w:p>
       <w:pPr>
         <w:keepNext/>
-        <w:spacing w:before="280"/>
-        <w:jc w:val="center"/>
-        <w:rPr>
-          <w:b/>
-        </w:rPr>
-      </w:pPr>
-    </w:p>
-    <w:p>
-      <w:pPr>
-        <w:keepNext/>
-        <w:spacing w:before="280"/>
-        <w:jc w:val="center"/>
-      </w:pPr>
-    </w:p>
-    <w:p>
-      <w:pPr>
-        <w:keepNext/>
         <w:spacing w:after="60"/>
-        <w:jc w:val="center"/>
-        <w:rPr>
-          <w:b/>
-          <w:bCs/>
-        </w:rPr>
       </w:pPr>
       <w:r>
         <w:rPr>
-          <w:b/>
-          <w:bCs/>
           <w:sz w:val="20"/>
         </w:rPr>
         <w:t>{{responsable}}</w:t>
@@ -506,7 +635,6 @@
       <w:pPr>
         <w:keepNext/>
         <w:spacing w:after="60"/>
-        <w:jc w:val="center"/>
       </w:pPr>
       <w:r>
         <w:rPr>
@@ -517,8 +645,8 @@
     </w:p>
     <w:p>
       <w:pPr>
+        <w:keepNext w:val="0"/>
         <w:spacing w:after="60"/>
-        <w:jc w:val="center"/>
       </w:pPr>
       <w:r>
         <w:rPr>

--- a/plantilla_foton.docx
+++ b/plantilla_foton.docx
@@ -15,7 +15,6 @@
       </w:pPr>
       <w:r>
         <w:rPr>
-          <w:rFonts w:ascii="Calibri" w:hAnsi="Calibri"/>
           <w:b/>
           <w:bCs/>
           <w:sz w:val="28"/>
@@ -275,6 +274,7 @@
             <w:pPr>
               <w:pStyle w:val="TableParagraph"/>
               <w:spacing w:before="0"/>
+              <w:jc w:val="both"/>
               <w:rPr>
                 <w:b/>
                 <w:lang w:val="es-CL"/>
@@ -340,14 +340,15 @@
       <w:tr>
         <w:tc>
           <w:tcPr>
-            <w:tcW w:type="dxa" w:w="2126"/>
+            <w:tcW w:w="2126" w:type="dxa"/>
           </w:tcPr>
           <w:p>
+            <w:pPr>
+              <w:ind w:left="108"/>
+            </w:pPr>
             <w:r>
               <w:rPr>
-                <w:rFonts w:ascii="Calibri" w:hAnsi="Calibri"/>
                 <w:b/>
-                <w:sz w:val="24"/>
               </w:rPr>
               <w:t>Cliente</w:t>
             </w:r>
@@ -355,29 +356,25 @@
         </w:tc>
         <w:tc>
           <w:tcPr>
-            <w:tcW w:type="dxa" w:w="2410"/>
+            <w:tcW w:w="2410" w:type="dxa"/>
           </w:tcPr>
           <w:p>
             <w:r>
-              <w:rPr>
-                <w:rFonts w:ascii="Calibri" w:hAnsi="Calibri"/>
-                <w:b w:val="0"/>
-                <w:sz w:val="24"/>
-              </w:rPr>
               <w:t>{{cliente}}</w:t>
             </w:r>
           </w:p>
         </w:tc>
         <w:tc>
           <w:tcPr>
-            <w:tcW w:type="dxa" w:w="2268"/>
+            <w:tcW w:w="2268" w:type="dxa"/>
           </w:tcPr>
           <w:p>
+            <w:pPr>
+              <w:ind w:left="108"/>
+            </w:pPr>
             <w:r>
               <w:rPr>
-                <w:rFonts w:ascii="Calibri" w:hAnsi="Calibri"/>
                 <w:b/>
-                <w:sz w:val="24"/>
               </w:rPr>
               <w:t>Km</w:t>
             </w:r>
@@ -385,15 +382,10 @@
         </w:tc>
         <w:tc>
           <w:tcPr>
-            <w:tcW w:type="dxa" w:w="2009"/>
+            <w:tcW w:w="2009" w:type="dxa"/>
           </w:tcPr>
           <w:p>
             <w:r>
-              <w:rPr>
-                <w:rFonts w:ascii="Calibri" w:hAnsi="Calibri"/>
-                <w:b w:val="0"/>
-                <w:sz w:val="24"/>
-              </w:rPr>
               <w:t>{{km}}</w:t>
             </w:r>
           </w:p>
@@ -402,14 +394,15 @@
       <w:tr>
         <w:tc>
           <w:tcPr>
-            <w:tcW w:type="dxa" w:w="2126"/>
+            <w:tcW w:w="2126" w:type="dxa"/>
           </w:tcPr>
           <w:p>
+            <w:pPr>
+              <w:ind w:left="108"/>
+            </w:pPr>
             <w:r>
               <w:rPr>
-                <w:rFonts w:ascii="Calibri" w:hAnsi="Calibri"/>
                 <w:b/>
-                <w:sz w:val="24"/>
               </w:rPr>
               <w:t>Sucursal</w:t>
             </w:r>
@@ -417,29 +410,25 @@
         </w:tc>
         <w:tc>
           <w:tcPr>
-            <w:tcW w:type="dxa" w:w="2410"/>
+            <w:tcW w:w="2410" w:type="dxa"/>
           </w:tcPr>
           <w:p>
             <w:r>
-              <w:rPr>
-                <w:rFonts w:ascii="Calibri" w:hAnsi="Calibri"/>
-                <w:b w:val="0"/>
-                <w:sz w:val="24"/>
-              </w:rPr>
               <w:t>{{sucursal}}</w:t>
             </w:r>
           </w:p>
         </w:tc>
         <w:tc>
           <w:tcPr>
-            <w:tcW w:type="dxa" w:w="2268"/>
+            <w:tcW w:w="2268" w:type="dxa"/>
           </w:tcPr>
           <w:p>
+            <w:pPr>
+              <w:ind w:left="108"/>
+            </w:pPr>
             <w:r>
               <w:rPr>
-                <w:rFonts w:ascii="Calibri" w:hAnsi="Calibri"/>
                 <w:b/>
-                <w:sz w:val="24"/>
               </w:rPr>
               <w:t>Postventa o Preventa</w:t>
             </w:r>
@@ -447,15 +436,10 @@
         </w:tc>
         <w:tc>
           <w:tcPr>
-            <w:tcW w:type="dxa" w:w="2009"/>
+            <w:tcW w:w="2009" w:type="dxa"/>
           </w:tcPr>
           <w:p>
             <w:r>
-              <w:rPr>
-                <w:rFonts w:ascii="Calibri" w:hAnsi="Calibri"/>
-                <w:b w:val="0"/>
-                <w:sz w:val="24"/>
-              </w:rPr>
               <w:t>{{tipo_atencion}}</w:t>
             </w:r>
           </w:p>
@@ -486,17 +470,11 @@
     <w:p>
       <w:pPr>
         <w:spacing w:after="160"/>
-        <w:ind w:left="0" w:firstLine="0"/>
         <w:rPr>
           <w:lang w:val="es-CL"/>
         </w:rPr>
       </w:pPr>
       <w:r>
-        <w:rPr>
-          <w:b w:val="0"/>
-          <w:sz w:val="22"/>
-          <w:u w:val="none"/>
-        </w:rPr>
         <w:t>{{motivo}}</w:t>
       </w:r>
     </w:p>
@@ -523,17 +501,11 @@
     <w:p>
       <w:pPr>
         <w:spacing w:after="160"/>
-        <w:ind w:left="0" w:firstLine="0"/>
         <w:rPr>
           <w:lang w:val="es-CL"/>
         </w:rPr>
       </w:pPr>
       <w:r>
-        <w:rPr>
-          <w:b w:val="0"/>
-          <w:sz w:val="22"/>
-          <w:u w:val="none"/>
-        </w:rPr>
         <w:t>{{entidades}}</w:t>
       </w:r>
     </w:p>
@@ -562,14 +534,8 @@
     <w:p>
       <w:pPr>
         <w:spacing w:after="200"/>
-        <w:ind w:left="0" w:firstLine="0"/>
       </w:pPr>
       <w:r>
-        <w:rPr>
-          <w:b w:val="0"/>
-          <w:sz w:val="22"/>
-          <w:u w:val="none"/>
-        </w:rPr>
         <w:t>{{analisis}}</w:t>
       </w:r>
     </w:p>
@@ -593,29 +559,32 @@
           <w:u w:val="none"/>
           <w:lang w:val="es-CL"/>
         </w:rPr>
+        <w:lastRenderedPageBreak/>
         <w:t>EVIDENCIA</w:t>
       </w:r>
     </w:p>
     <w:p>
+      <w:pPr>
+        <w:rPr>
+          <w:lang w:val="es-CL"/>
+        </w:rPr>
+      </w:pPr>
       <w:r>
+        <w:rPr>
+          <w:lang w:val="es-CL"/>
+        </w:rPr>
         <w:t>La evidencia debe incluir una fotografía legible del VIN del vehículo.</w:t>
       </w:r>
     </w:p>
     <w:p>
       <w:pPr>
         <w:spacing w:before="43" w:after="160"/>
-        <w:ind w:left="0" w:firstLine="0"/>
         <w:rPr>
           <w:b/>
           <w:lang w:val="es-CL"/>
         </w:rPr>
       </w:pPr>
       <w:r>
-        <w:rPr>
-          <w:b w:val="0"/>
-          <w:sz w:val="22"/>
-          <w:u w:val="none"/>
-        </w:rPr>
         <w:t>{{fotos}}</w:t>
       </w:r>
     </w:p>
@@ -623,6 +592,7 @@
       <w:pPr>
         <w:keepNext/>
         <w:spacing w:after="60"/>
+        <w:jc w:val="center"/>
       </w:pPr>
       <w:r>
         <w:rPr>
@@ -635,6 +605,7 @@
       <w:pPr>
         <w:keepNext/>
         <w:spacing w:after="60"/>
+        <w:jc w:val="center"/>
       </w:pPr>
       <w:r>
         <w:rPr>
@@ -645,8 +616,8 @@
     </w:p>
     <w:p>
       <w:pPr>
-        <w:keepNext w:val="0"/>
         <w:spacing w:after="60"/>
+        <w:jc w:val="center"/>
       </w:pPr>
       <w:r>
         <w:rPr>
@@ -693,12 +664,56 @@
     <w:pPr>
       <w:jc w:val="center"/>
     </w:pPr>
+    <w:proofErr w:type="gramStart"/>
     <w:r>
       <w:rPr>
         <w:sz w:val="18"/>
       </w:rPr>
-      <w:t>FOTON  |  Andes Motor  |  Informe técnico de postventa</w:t>
+      <w:t>FOTON  |</w:t>
     </w:r>
+    <w:proofErr w:type="gramEnd"/>
+    <w:r>
+      <w:rPr>
+        <w:sz w:val="18"/>
+      </w:rPr>
+      <w:t xml:space="preserve">  Andes </w:t>
+    </w:r>
+    <w:proofErr w:type="gramStart"/>
+    <w:r>
+      <w:rPr>
+        <w:sz w:val="18"/>
+      </w:rPr>
+      <w:t>Motor  |</w:t>
+    </w:r>
+    <w:proofErr w:type="gramEnd"/>
+    <w:r>
+      <w:rPr>
+        <w:sz w:val="18"/>
+      </w:rPr>
+      <w:t xml:space="preserve">  Informe </w:t>
+    </w:r>
+    <w:proofErr w:type="spellStart"/>
+    <w:r>
+      <w:rPr>
+        <w:sz w:val="18"/>
+      </w:rPr>
+      <w:t>técnico</w:t>
+    </w:r>
+    <w:proofErr w:type="spellEnd"/>
+    <w:r>
+      <w:rPr>
+        <w:sz w:val="18"/>
+      </w:rPr>
+      <w:t xml:space="preserve"> de </w:t>
+    </w:r>
+    <w:proofErr w:type="spellStart"/>
+    <w:r>
+      <w:rPr>
+        <w:sz w:val="18"/>
+      </w:rPr>
+      <w:t>postventa</w:t>
+    </w:r>
+    <w:proofErr w:type="spellEnd"/>
   </w:p>
 </w:ftr>
 </file>
